--- a/ТЗ 2.docx
+++ b/ТЗ 2.docx
@@ -2172,8 +2172,6 @@
           <w:bCs/>
         </w:rPr>
       </w:pPr>
-      <w:bookmarkStart w:id="12" w:name="_GoBack"/>
-      <w:bookmarkEnd w:id="12"/>
       <w:r>
         <w:rPr>
           <w:b/>
@@ -2310,14 +2308,14 @@
           <w:bCs/>
         </w:rPr>
       </w:pPr>
-      <w:bookmarkStart w:id="13" w:name="_Toc40077688"/>
+      <w:bookmarkStart w:id="12" w:name="_Toc40077688"/>
       <w:r>
         <w:rPr>
           <w:b/>
         </w:rPr>
         <w:t>Требования к авторизации и ролям пользователей</w:t>
       </w:r>
-      <w:bookmarkEnd w:id="13"/>
+      <w:bookmarkEnd w:id="12"/>
     </w:p>
     <w:p>
       <w:pPr>
@@ -2347,10 +2345,7 @@
         <w:t xml:space="preserve">Администратор: </w:t>
       </w:r>
       <w:r>
-        <w:t>полный доступ к управлению всей информацией системы</w:t>
-      </w:r>
-      <w:r>
-        <w:t>.</w:t>
+        <w:t>полный доступ к управлению всей информацией системы.</w:t>
       </w:r>
     </w:p>
     <w:p>
@@ -2465,10 +2460,7 @@
         <w:t xml:space="preserve"> </w:t>
       </w:r>
       <w:r>
-        <w:t>мониторинг финансовых потоков (выручка) и операционных затрат</w:t>
-      </w:r>
-      <w:r>
-        <w:t>.</w:t>
+        <w:t>мониторинг финансовых потоков (выручка) и операционных затрат.</w:t>
       </w:r>
     </w:p>
     <w:p>
@@ -2534,7 +2526,7 @@
           <w:bCs/>
         </w:rPr>
       </w:pPr>
-      <w:bookmarkStart w:id="14" w:name="_Toc40077693"/>
+      <w:bookmarkStart w:id="13" w:name="_Toc40077693"/>
       <w:r>
         <w:rPr>
           <w:b/>
@@ -2542,7 +2534,7 @@
         </w:rPr>
         <w:t>Требования к информационной и программной совместимости</w:t>
       </w:r>
-      <w:bookmarkEnd w:id="14"/>
+      <w:bookmarkEnd w:id="13"/>
     </w:p>
     <w:p>
       <w:pPr>
@@ -2684,7 +2676,7 @@
           <w:bCs/>
         </w:rPr>
       </w:pPr>
-      <w:bookmarkStart w:id="15" w:name="_Toc40077698"/>
+      <w:bookmarkStart w:id="14" w:name="_Toc40077698"/>
       <w:r>
         <w:rPr>
           <w:b/>
@@ -2692,7 +2684,7 @@
         </w:rPr>
         <w:t>Специальные требования</w:t>
       </w:r>
-      <w:bookmarkEnd w:id="15"/>
+      <w:bookmarkEnd w:id="14"/>
     </w:p>
     <w:p>
       <w:pPr>
@@ -2730,14 +2722,14 @@
           <w:caps/>
         </w:rPr>
       </w:pPr>
-      <w:bookmarkStart w:id="16" w:name="_Toc40077699"/>
+      <w:bookmarkStart w:id="15" w:name="_Toc40077699"/>
       <w:r>
         <w:rPr>
           <w:caps/>
         </w:rPr>
         <w:t>Требования к программной документации</w:t>
       </w:r>
-      <w:bookmarkEnd w:id="16"/>
+      <w:bookmarkEnd w:id="15"/>
     </w:p>
     <w:p>
       <w:pPr>
@@ -2754,7 +2746,7 @@
           <w:bCs/>
         </w:rPr>
       </w:pPr>
-      <w:bookmarkStart w:id="17" w:name="_Toc40077700"/>
+      <w:bookmarkStart w:id="16" w:name="_Toc40077700"/>
       <w:r>
         <w:rPr>
           <w:b/>
@@ -2762,7 +2754,7 @@
         </w:rPr>
         <w:t>Предварительный состав программной документации</w:t>
       </w:r>
-      <w:bookmarkEnd w:id="17"/>
+      <w:bookmarkEnd w:id="16"/>
     </w:p>
     <w:p>
       <w:pPr>
@@ -2891,6 +2883,13 @@
       </w:r>
     </w:p>
     <w:p>
+      <w:bookmarkStart w:id="17" w:name="_GoBack"/>
+      <w:bookmarkEnd w:id="17"/>
+      <w:r>
+        <w:br w:type="page"/>
+      </w:r>
+    </w:p>
+    <w:p>
       <w:pPr>
         <w:pStyle w:val="1"/>
         <w:spacing w:line="360" w:lineRule="auto"/>
@@ -2899,111 +2898,7 @@
           <w:caps/>
         </w:rPr>
       </w:pPr>
-      <w:bookmarkStart w:id="18" w:name="_Toc40077702"/>
-      <w:r>
-        <w:rPr>
-          <w:caps/>
-        </w:rPr>
-        <w:t>Технико-экономические показатели</w:t>
-      </w:r>
-      <w:bookmarkEnd w:id="18"/>
-    </w:p>
-    <w:p>
-      <w:pPr>
-        <w:pStyle w:val="ae"/>
-        <w:numPr>
-          <w:ilvl w:val="0"/>
-          <w:numId w:val="8"/>
-        </w:numPr>
-        <w:spacing w:line="360" w:lineRule="auto"/>
-      </w:pPr>
-      <w:r>
-        <w:rPr>
-          <w:b/>
-          <w:bCs/>
-        </w:rPr>
-        <w:t>Ориентировочная экономическая эффективность:</w:t>
-      </w:r>
-      <w:r>
-        <w:t xml:space="preserve"> обеспечение снижения</w:t>
-      </w:r>
-      <w:r>
-        <w:t xml:space="preserve"> трудозатрат администраторов на ручную обработку и координацию записей на 25–30%. Оптимизация графиков мастеров и автоматизация учета ресурсов позволит сократить операционные издержки филиалов на 15% в годовом исчислении.</w:t>
-      </w:r>
-    </w:p>
-    <w:p>
-      <w:pPr>
-        <w:pStyle w:val="ae"/>
-        <w:numPr>
-          <w:ilvl w:val="0"/>
-          <w:numId w:val="8"/>
-        </w:numPr>
-        <w:spacing w:line="360" w:lineRule="auto"/>
-      </w:pPr>
-      <w:r>
-        <w:rPr>
-          <w:b/>
-          <w:bCs/>
-        </w:rPr>
-        <w:t>Предполагаемая</w:t>
-      </w:r>
-      <w:r>
-        <w:rPr>
-          <w:b/>
-          <w:bCs/>
-        </w:rPr>
-        <w:t xml:space="preserve"> </w:t>
-      </w:r>
-      <w:r>
-        <w:rPr>
-          <w:b/>
-          <w:bCs/>
-        </w:rPr>
-        <w:t xml:space="preserve"> годовая потребность:</w:t>
-      </w:r>
-      <w:r>
-        <w:t xml:space="preserve"> </w:t>
-      </w:r>
-      <w:r>
-        <w:t>с</w:t>
-      </w:r>
-      <w:r>
-        <w:t xml:space="preserve">истема предназначена для эксплуатации в рамках единой сети </w:t>
-      </w:r>
-      <w:r>
-        <w:t xml:space="preserve">парикмахерских </w:t>
-      </w:r>
-      <w:r>
-        <w:t xml:space="preserve">с потенциалом масштабирования до </w:t>
-      </w:r>
-      <w:r>
-        <w:t>1</w:t>
-      </w:r>
-      <w:r>
-        <w:t xml:space="preserve">0 активных филиалов и обслуживанием до </w:t>
-      </w:r>
-      <w:r>
-        <w:t>1</w:t>
-      </w:r>
-      <w:r>
-        <w:t xml:space="preserve"> 000 уникальных клиентов в месяц.</w:t>
-      </w:r>
-    </w:p>
-    <w:p>
-      <w:r>
-        <w:br w:type="page"/>
-      </w:r>
-    </w:p>
-    <w:p>
-      <w:pPr>
-        <w:pStyle w:val="1"/>
-        <w:spacing w:line="360" w:lineRule="auto"/>
-        <w:ind w:firstLine="709"/>
-        <w:rPr>
-          <w:caps/>
-        </w:rPr>
-      </w:pPr>
-      <w:bookmarkStart w:id="19" w:name="_Toc40077706"/>
+      <w:bookmarkStart w:id="18" w:name="_Toc40077706"/>
       <w:r>
         <w:rPr>
           <w:caps/>
@@ -3011,7 +2906,7 @@
         <w:lastRenderedPageBreak/>
         <w:t>Стадии и этапы разработки</w:t>
       </w:r>
-      <w:bookmarkEnd w:id="19"/>
+      <w:bookmarkEnd w:id="18"/>
     </w:p>
     <w:tbl>
       <w:tblPr>
@@ -3043,7 +2938,7 @@
                 <w:szCs w:val="28"/>
               </w:rPr>
             </w:pPr>
-            <w:bookmarkStart w:id="20" w:name="_Toc40077708"/>
+            <w:bookmarkStart w:id="19" w:name="_Toc40077708"/>
             <w:r>
               <w:rPr>
                 <w:b/>
@@ -3460,15 +3355,15 @@
           <w:caps/>
         </w:rPr>
       </w:pPr>
-      <w:bookmarkStart w:id="21" w:name="_Toc40077711"/>
+      <w:bookmarkStart w:id="20" w:name="_Toc40077711"/>
+      <w:bookmarkEnd w:id="19"/>
+      <w:r>
+        <w:rPr>
+          <w:caps/>
+        </w:rPr>
+        <w:t>Порядок контроля и приемки</w:t>
+      </w:r>
       <w:bookmarkEnd w:id="20"/>
-      <w:r>
-        <w:rPr>
-          <w:caps/>
-        </w:rPr>
-        <w:t>Порядок контроля и приемки</w:t>
-      </w:r>
-      <w:bookmarkEnd w:id="21"/>
     </w:p>
     <w:p>
       <w:pPr>
@@ -3485,7 +3380,7 @@
           <w:bCs/>
         </w:rPr>
       </w:pPr>
-      <w:bookmarkStart w:id="22" w:name="_Toc40077712"/>
+      <w:bookmarkStart w:id="21" w:name="_Toc40077712"/>
       <w:r>
         <w:rPr>
           <w:b/>
@@ -3493,7 +3388,7 @@
         </w:rPr>
         <w:t>Виды испытаний</w:t>
       </w:r>
-      <w:bookmarkEnd w:id="22"/>
+      <w:bookmarkEnd w:id="21"/>
     </w:p>
     <w:p>
       <w:pPr>
@@ -3509,25 +3404,7 @@
         <w:t>Предварительные испытания:</w:t>
       </w:r>
       <w:r>
-        <w:t xml:space="preserve"> </w:t>
-      </w:r>
-      <w:r>
-        <w:t>п</w:t>
-      </w:r>
-      <w:r>
-        <w:t xml:space="preserve">роводятся разработчиком в процессе создания системы (модульное и интеграционное тестирование) для проверки корректности обмена данными между </w:t>
-      </w:r>
-      <w:r>
-        <w:t xml:space="preserve">серверной </w:t>
-      </w:r>
-      <w:r>
-        <w:t>и</w:t>
-      </w:r>
-      <w:r>
-        <w:t xml:space="preserve"> клиентской частями</w:t>
-      </w:r>
-      <w:r>
-        <w:t>.</w:t>
+        <w:t xml:space="preserve"> проводятся разработчиком в процессе создания системы (модульное и интеграционное тестирование) для проверки корректности обмена данными между серверной и клиентской частями.</w:t>
       </w:r>
     </w:p>
     <w:p>
@@ -3544,10 +3421,7 @@
         <w:t>Приемо-сдаточные испытания:</w:t>
       </w:r>
       <w:r>
-        <w:t xml:space="preserve"> п</w:t>
-      </w:r>
-      <w:r>
-        <w:t>роводятся на финальной стадии разработки для подтверждения соответствия системы всем пунктам настоящего ТЗ.</w:t>
+        <w:t xml:space="preserve"> проводятся на финальной стадии разработки для подтверждения соответствия системы всем пунктам настоящего ТЗ.</w:t>
       </w:r>
     </w:p>
     <w:p>
@@ -3565,7 +3439,7 @@
           <w:bCs/>
         </w:rPr>
       </w:pPr>
-      <w:bookmarkStart w:id="23" w:name="_Toc40077713"/>
+      <w:bookmarkStart w:id="22" w:name="_Toc40077713"/>
       <w:r>
         <w:rPr>
           <w:b/>
@@ -3573,7 +3447,7 @@
         </w:rPr>
         <w:t>Общие требования к приемке работы</w:t>
       </w:r>
-      <w:bookmarkEnd w:id="23"/>
+      <w:bookmarkEnd w:id="22"/>
     </w:p>
     <w:p>
       <w:pPr>
@@ -3933,7 +3807,7 @@
         <w:sz w:val="32"/>
         <w:szCs w:val="32"/>
       </w:rPr>
-      <w:t>8</w:t>
+      <w:t>2</w:t>
     </w:r>
     <w:r>
       <w:rPr>
@@ -6846,7 +6720,7 @@
   <a:extraClrSchemeLst/>
   <a:extLst>
     <a:ext uri="{05A4C25C-085E-4340-85A3-A5531E510DB2}">
-      <thm15:themeFamily xmlns="" xmlns:thm15="http://schemas.microsoft.com/office/thememl/2012/main" name="Office Theme" id="{62F939B6-93AF-4DB8-9C6B-D6C7DFDC589F}" vid="{4A3C46E8-61CC-4603-A589-7422A47A8E4A}"/>
+      <thm15:themeFamily xmlns:thm15="http://schemas.microsoft.com/office/thememl/2012/main" xmlns="" name="Office Theme" id="{62F939B6-93AF-4DB8-9C6B-D6C7DFDC589F}" vid="{4A3C46E8-61CC-4603-A589-7422A47A8E4A}"/>
     </a:ext>
   </a:extLst>
 </a:theme>
@@ -6857,7 +6731,7 @@
 </file>
 
 <file path=customXml/itemProps1.xml><?xml version="1.0" encoding="utf-8"?>
-<ds:datastoreItem xmlns:ds="http://schemas.openxmlformats.org/officeDocument/2006/customXml" ds:itemID="{F80B8BAF-BD24-465E-AA5B-0F26C091F70A}">
+<ds:datastoreItem xmlns:ds="http://schemas.openxmlformats.org/officeDocument/2006/customXml" ds:itemID="{7156BDA6-F5B6-462A-862D-C35D4FF30938}">
   <ds:schemaRefs>
     <ds:schemaRef ds:uri="http://schemas.openxmlformats.org/officeDocument/2006/bibliography"/>
   </ds:schemaRefs>
